--- a/Пояснювальна_записка_МКО.docx
+++ b/Пояснювальна_записка_МКО.docx
@@ -2091,7 +2091,7 @@
           <w:i/>
           <w:sz w:val="28"/>
         </w:rPr>
-        <w:t>zₙ₊₁ = zₙ − f(zₙ) / f'(zₙ)</w:t>
+        <w:t>xₙ₊₁ = xₙ − f(xₙ) / f'(xₙ)</w:t>
       </w:r>
       <w:r>
         <w:rPr>
@@ -2117,7 +2117,7 @@
           <w:i w:val="0"/>
           <w:sz w:val="28"/>
         </w:rPr>
-        <w:t>де zₙ — комплексне число. Обираючи різні початкові наближення z₀ з комплексної площини, можна знайти всі корені полінома. Поліном 5-го степеня, згідно з основною теоремою алгебри, має рівно 5 коренів (з урахуванням кратності), серед яких один дійсний та чотири комплексні (попарно спряжені) [9].</w:t>
+        <w:t>де xₙ — комплексне число. Обираючи різні початкові наближення x₀ з комплексної площини, можна знайти всі корені полінома. Поліном 5-го степеня, згідно з основною теоремою алгебри, має рівно 5 коренів (з урахуванням кратності), серед яких один дійсний та чотири комплексні (попарно спряжені) [9].</w:t>
       </w:r>
     </w:p>
     <w:p>
@@ -2288,6 +2288,62 @@
     </w:p>
     <w:p>
       <w:pPr>
+        <w:spacing w:before="120" w:after="120"/>
+        <w:ind w:firstLine="0"/>
+        <w:jc w:val="center"/>
+      </w:pPr>
+      <w:r>
+        <w:drawing>
+          <wp:inline xmlns:a="http://schemas.openxmlformats.org/drawingml/2006/main" xmlns:pic="http://schemas.openxmlformats.org/drawingml/2006/picture">
+            <wp:extent cx="3960000" cy="5731833"/>
+            <wp:docPr id="1" name="Picture 1"/>
+            <wp:cNvGraphicFramePr>
+              <a:graphicFrameLocks noChangeAspect="1"/>
+            </wp:cNvGraphicFramePr>
+            <a:graphic>
+              <a:graphicData uri="http://schemas.openxmlformats.org/drawingml/2006/picture">
+                <pic:pic>
+                  <pic:nvPicPr>
+                    <pic:cNvPr id="0" name="BisectionMethod.png"/>
+                    <pic:cNvPicPr/>
+                  </pic:nvPicPr>
+                  <pic:blipFill>
+                    <a:blip r:embed="rId10"/>
+                    <a:stretch>
+                      <a:fillRect/>
+                    </a:stretch>
+                  </pic:blipFill>
+                  <pic:spPr>
+                    <a:xfrm>
+                      <a:off x="0" y="0"/>
+                      <a:ext cx="3960000" cy="5731833"/>
+                    </a:xfrm>
+                    <a:prstGeom prst="rect"/>
+                  </pic:spPr>
+                </pic:pic>
+              </a:graphicData>
+            </a:graphic>
+          </wp:inline>
+        </w:drawing>
+      </w:r>
+    </w:p>
+    <w:p>
+      <w:pPr>
+        <w:keepNext/>
+        <w:spacing w:before="60" w:after="120"/>
+        <w:ind w:firstLine="0"/>
+        <w:jc w:val="center"/>
+      </w:pPr>
+      <w:r>
+        <w:rPr>
+          <w:rFonts w:ascii="Times New Roman" w:hAnsi="Times New Roman" w:cs="Times New Roman" w:eastAsia="Times New Roman"/>
+          <w:sz w:val="28"/>
+        </w:rPr>
+        <w:t>Рисунок 2.1 – Блок-схема алгоритму методу половинного ділення</w:t>
+      </w:r>
+    </w:p>
+    <w:p>
+      <w:pPr>
         <w:keepNext/>
         <w:keepLines w:val="0"/>
         <w:spacing w:line="360" w:lineRule="auto" w:before="120" w:after="60"/>
@@ -2414,6 +2470,62 @@
     </w:p>
     <w:p>
       <w:pPr>
+        <w:spacing w:before="120" w:after="120"/>
+        <w:ind w:firstLine="0"/>
+        <w:jc w:val="center"/>
+      </w:pPr>
+      <w:r>
+        <w:drawing>
+          <wp:inline xmlns:a="http://schemas.openxmlformats.org/drawingml/2006/main" xmlns:pic="http://schemas.openxmlformats.org/drawingml/2006/picture">
+            <wp:extent cx="3960000" cy="4618109"/>
+            <wp:docPr id="2" name="Picture 2"/>
+            <wp:cNvGraphicFramePr>
+              <a:graphicFrameLocks noChangeAspect="1"/>
+            </wp:cNvGraphicFramePr>
+            <a:graphic>
+              <a:graphicData uri="http://schemas.openxmlformats.org/drawingml/2006/picture">
+                <pic:pic>
+                  <pic:nvPicPr>
+                    <pic:cNvPr id="0" name="ChordMethod.png"/>
+                    <pic:cNvPicPr/>
+                  </pic:nvPicPr>
+                  <pic:blipFill>
+                    <a:blip r:embed="rId11"/>
+                    <a:stretch>
+                      <a:fillRect/>
+                    </a:stretch>
+                  </pic:blipFill>
+                  <pic:spPr>
+                    <a:xfrm>
+                      <a:off x="0" y="0"/>
+                      <a:ext cx="3960000" cy="4618109"/>
+                    </a:xfrm>
+                    <a:prstGeom prst="rect"/>
+                  </pic:spPr>
+                </pic:pic>
+              </a:graphicData>
+            </a:graphic>
+          </wp:inline>
+        </w:drawing>
+      </w:r>
+    </w:p>
+    <w:p>
+      <w:pPr>
+        <w:keepNext/>
+        <w:spacing w:before="60" w:after="120"/>
+        <w:ind w:firstLine="0"/>
+        <w:jc w:val="center"/>
+      </w:pPr>
+      <w:r>
+        <w:rPr>
+          <w:rFonts w:ascii="Times New Roman" w:hAnsi="Times New Roman" w:cs="Times New Roman" w:eastAsia="Times New Roman"/>
+          <w:sz w:val="28"/>
+        </w:rPr>
+        <w:t>Рисунок 2.2 – Блок-схема алгоритму методу хорд</w:t>
+      </w:r>
+    </w:p>
+    <w:p>
+      <w:pPr>
         <w:keepNext/>
         <w:keepLines w:val="0"/>
         <w:spacing w:line="360" w:lineRule="auto" w:before="120" w:after="60"/>
@@ -2522,6 +2634,62 @@
     </w:p>
     <w:p>
       <w:pPr>
+        <w:spacing w:before="120" w:after="120"/>
+        <w:ind w:firstLine="0"/>
+        <w:jc w:val="center"/>
+      </w:pPr>
+      <w:r>
+        <w:drawing>
+          <wp:inline xmlns:a="http://schemas.openxmlformats.org/drawingml/2006/main" xmlns:pic="http://schemas.openxmlformats.org/drawingml/2006/picture">
+            <wp:extent cx="3600000" cy="4617391"/>
+            <wp:docPr id="3" name="Picture 3"/>
+            <wp:cNvGraphicFramePr>
+              <a:graphicFrameLocks noChangeAspect="1"/>
+            </wp:cNvGraphicFramePr>
+            <a:graphic>
+              <a:graphicData uri="http://schemas.openxmlformats.org/drawingml/2006/picture">
+                <pic:pic>
+                  <pic:nvPicPr>
+                    <pic:cNvPr id="0" name="NewtonMethod1.png"/>
+                    <pic:cNvPicPr/>
+                  </pic:nvPicPr>
+                  <pic:blipFill>
+                    <a:blip r:embed="rId12"/>
+                    <a:stretch>
+                      <a:fillRect/>
+                    </a:stretch>
+                  </pic:blipFill>
+                  <pic:spPr>
+                    <a:xfrm>
+                      <a:off x="0" y="0"/>
+                      <a:ext cx="3600000" cy="4617391"/>
+                    </a:xfrm>
+                    <a:prstGeom prst="rect"/>
+                  </pic:spPr>
+                </pic:pic>
+              </a:graphicData>
+            </a:graphic>
+          </wp:inline>
+        </w:drawing>
+      </w:r>
+    </w:p>
+    <w:p>
+      <w:pPr>
+        <w:keepNext/>
+        <w:spacing w:before="60" w:after="120"/>
+        <w:ind w:firstLine="0"/>
+        <w:jc w:val="center"/>
+      </w:pPr>
+      <w:r>
+        <w:rPr>
+          <w:rFonts w:ascii="Times New Roman" w:hAnsi="Times New Roman" w:cs="Times New Roman" w:eastAsia="Times New Roman"/>
+          <w:sz w:val="28"/>
+        </w:rPr>
+        <w:t>Рисунок 2.3 – Блок-схема алгоритму методу дотичних (Ньютона)</w:t>
+      </w:r>
+    </w:p>
+    <w:p>
+      <w:pPr>
         <w:keepNext/>
         <w:keepLines w:val="0"/>
         <w:spacing w:line="360" w:lineRule="auto" w:before="120" w:after="60"/>
@@ -2553,7 +2721,7 @@
           <w:i w:val="0"/>
           <w:sz w:val="28"/>
         </w:rPr>
-        <w:t>Крок 1. Задати початкове наближення z₀ ∈ ℂ та точність ε.</w:t>
+        <w:t>Крок 1. Задати початкове наближення x₀ ∈ ℂ та точність ε.</w:t>
       </w:r>
     </w:p>
     <w:p>
@@ -2571,7 +2739,7 @@
           <w:i w:val="0"/>
           <w:sz w:val="28"/>
         </w:rPr>
-        <w:t>Крок 2. Обчислити f(zₙ) та f'(zₙ) у комплексній площині.</w:t>
+        <w:t>Крок 2. Обчислити f(xₙ) та f'(xₙ) у комплексній площині.</w:t>
       </w:r>
     </w:p>
     <w:p>
@@ -2589,7 +2757,7 @@
           <w:i w:val="0"/>
           <w:sz w:val="28"/>
         </w:rPr>
-        <w:t>Крок 3. Обчислити zₙ₊₁ = zₙ − f(zₙ) / f'(zₙ).</w:t>
+        <w:t>Крок 3. Обчислити xₙ₊₁ = xₙ − f(xₙ) / f'(xₙ).</w:t>
       </w:r>
     </w:p>
     <w:p>
@@ -2607,7 +2775,7 @@
           <w:i w:val="0"/>
           <w:sz w:val="28"/>
         </w:rPr>
-        <w:t>Крок 4. Якщо |zₙ₊₁ − zₙ| ≤ ε, то zₙ₊₁ — наближений корінь (завершення).</w:t>
+        <w:t>Крок 4. Якщо |xₙ₊₁ − xₙ| ≤ ε, то xₙ₊₁ — наближений корінь (завершення).</w:t>
       </w:r>
     </w:p>
     <w:p>
@@ -2625,7 +2793,63 @@
           <w:i w:val="0"/>
           <w:sz w:val="28"/>
         </w:rPr>
-        <w:t>Крок 5. Присвоїти zₙ = zₙ₊₁, перейти до кроку 2.</w:t>
+        <w:t>Крок 5. Присвоїти xₙ = xₙ₊₁, перейти до кроку 2.</w:t>
+      </w:r>
+    </w:p>
+    <w:p>
+      <w:pPr>
+        <w:spacing w:before="120" w:after="120"/>
+        <w:ind w:firstLine="0"/>
+        <w:jc w:val="center"/>
+      </w:pPr>
+      <w:r>
+        <w:drawing>
+          <wp:inline xmlns:a="http://schemas.openxmlformats.org/drawingml/2006/main" xmlns:pic="http://schemas.openxmlformats.org/drawingml/2006/picture">
+            <wp:extent cx="3600000" cy="6331034"/>
+            <wp:docPr id="4" name="Picture 4"/>
+            <wp:cNvGraphicFramePr>
+              <a:graphicFrameLocks noChangeAspect="1"/>
+            </wp:cNvGraphicFramePr>
+            <a:graphic>
+              <a:graphicData uri="http://schemas.openxmlformats.org/drawingml/2006/picture">
+                <pic:pic>
+                  <pic:nvPicPr>
+                    <pic:cNvPr id="0" name="ComplexNewtonMethod.png"/>
+                    <pic:cNvPicPr/>
+                  </pic:nvPicPr>
+                  <pic:blipFill>
+                    <a:blip r:embed="rId13"/>
+                    <a:stretch>
+                      <a:fillRect/>
+                    </a:stretch>
+                  </pic:blipFill>
+                  <pic:spPr>
+                    <a:xfrm>
+                      <a:off x="0" y="0"/>
+                      <a:ext cx="3600000" cy="6331034"/>
+                    </a:xfrm>
+                    <a:prstGeom prst="rect"/>
+                  </pic:spPr>
+                </pic:pic>
+              </a:graphicData>
+            </a:graphic>
+          </wp:inline>
+        </w:drawing>
+      </w:r>
+    </w:p>
+    <w:p>
+      <w:pPr>
+        <w:keepNext/>
+        <w:spacing w:before="60" w:after="120"/>
+        <w:ind w:firstLine="0"/>
+        <w:jc w:val="center"/>
+      </w:pPr>
+      <w:r>
+        <w:rPr>
+          <w:rFonts w:ascii="Times New Roman" w:hAnsi="Times New Roman" w:cs="Times New Roman" w:eastAsia="Times New Roman"/>
+          <w:sz w:val="28"/>
+        </w:rPr>
+        <w:t>Рисунок 2.4 – Блок-схема алгоритму методу Ньютона для комплексних коренів</w:t>
       </w:r>
     </w:p>
     <w:p>
@@ -7036,7 +7260,7 @@
           <w:i w:val="0"/>
           <w:sz w:val="28"/>
         </w:rPr>
-        <w:t>Комплексний корінь 1 (початкове наближення z₀ = 0.500000 + 1.000000i).</w:t>
+        <w:t>Комплексний корінь 1 (початкове наближення x₀ = 0.500000 + 1.000000i).</w:t>
       </w:r>
     </w:p>
     <w:p>
@@ -7109,7 +7333,7 @@
                 <w:b/>
                 <w:sz w:val="22"/>
               </w:rPr>
-              <w:t>z_{k-1}</w:t>
+              <w:t>x_{k-1}</w:t>
             </w:r>
           </w:p>
         </w:tc>
@@ -7130,7 +7354,7 @@
                 <w:b/>
                 <w:sz w:val="22"/>
               </w:rPr>
-              <w:t>z_k</w:t>
+              <w:t>x_k</w:t>
             </w:r>
           </w:p>
         </w:tc>
@@ -7405,7 +7629,7 @@
           <w:i w:val="0"/>
           <w:sz w:val="28"/>
         </w:rPr>
-        <w:t>Результат: z* = 0.353953 + 1.093276i, кількість кроків: 3.</w:t>
+        <w:t>Результат: x* = 0.353953 + 1.093276i, кількість кроків: 3.</w:t>
       </w:r>
     </w:p>
     <w:p>
@@ -7422,7 +7646,7 @@
           <w:i w:val="0"/>
           <w:sz w:val="28"/>
         </w:rPr>
-        <w:t>Комплексний корінь 2 (початкове наближення z₀ = 0.500000 − 1.000000i).</w:t>
+        <w:t>Комплексний корінь 2 (початкове наближення x₀ = 0.500000 − 1.000000i).</w:t>
       </w:r>
     </w:p>
     <w:p>
@@ -7495,7 +7719,7 @@
                 <w:b/>
                 <w:sz w:val="22"/>
               </w:rPr>
-              <w:t>z_{k-1}</w:t>
+              <w:t>x_{k-1}</w:t>
             </w:r>
           </w:p>
         </w:tc>
@@ -7516,7 +7740,7 @@
                 <w:b/>
                 <w:sz w:val="22"/>
               </w:rPr>
-              <w:t>z_k</w:t>
+              <w:t>x_k</w:t>
             </w:r>
           </w:p>
         </w:tc>
@@ -7791,7 +8015,7 @@
           <w:i w:val="0"/>
           <w:sz w:val="28"/>
         </w:rPr>
-        <w:t>Результат: z* = 0.353953 − 1.093276i, кількість кроків: 3.</w:t>
+        <w:t>Результат: x* = 0.353953 − 1.093276i, кількість кроків: 3.</w:t>
       </w:r>
     </w:p>
     <w:p>
@@ -7808,7 +8032,7 @@
           <w:i w:val="0"/>
           <w:sz w:val="28"/>
         </w:rPr>
-        <w:t>Комплексний корінь 3 (початкове наближення z₀ = -1.000000 + 0.500000i).</w:t>
+        <w:t>Комплексний корінь 3 (початкове наближення x₀ = -1.000000 + 0.500000i).</w:t>
       </w:r>
     </w:p>
     <w:p>
@@ -7881,7 +8105,7 @@
                 <w:b/>
                 <w:sz w:val="22"/>
               </w:rPr>
-              <w:t>z_{k-1}</w:t>
+              <w:t>x_{k-1}</w:t>
             </w:r>
           </w:p>
         </w:tc>
@@ -7902,7 +8126,7 @@
                 <w:b/>
                 <w:sz w:val="22"/>
               </w:rPr>
-              <w:t>z_k</w:t>
+              <w:t>x_k</w:t>
             </w:r>
           </w:p>
         </w:tc>
@@ -8177,7 +8401,7 @@
           <w:i w:val="0"/>
           <w:sz w:val="28"/>
         </w:rPr>
-        <w:t>Результат: z* = -0.929019 + 0.673931i, кількість кроків: 3.</w:t>
+        <w:t>Результат: x* = -0.929019 + 0.673931i, кількість кроків: 3.</w:t>
       </w:r>
     </w:p>
     <w:p>
@@ -8194,7 +8418,7 @@
           <w:i w:val="0"/>
           <w:sz w:val="28"/>
         </w:rPr>
-        <w:t>Комплексний корінь 4 (початкове наближення z₀ = -1.000000 − 0.500000i).</w:t>
+        <w:t>Комплексний корінь 4 (початкове наближення x₀ = -1.000000 − 0.500000i).</w:t>
       </w:r>
     </w:p>
     <w:p>
@@ -8267,7 +8491,7 @@
                 <w:b/>
                 <w:sz w:val="22"/>
               </w:rPr>
-              <w:t>z_{k-1}</w:t>
+              <w:t>x_{k-1}</w:t>
             </w:r>
           </w:p>
         </w:tc>
@@ -8288,7 +8512,7 @@
                 <w:b/>
                 <w:sz w:val="22"/>
               </w:rPr>
-              <w:t>z_k</w:t>
+              <w:t>x_k</w:t>
             </w:r>
           </w:p>
         </w:tc>
@@ -8563,7 +8787,7 @@
           <w:i w:val="0"/>
           <w:sz w:val="28"/>
         </w:rPr>
-        <w:t>Результат: z* = -0.929019 − 0.673931i, кількість кроків: 3.</w:t>
+        <w:t>Результат: x* = -0.929019 − 0.673931i, кількість кроків: 3.</w:t>
       </w:r>
     </w:p>
     <w:p>
@@ -9081,7 +9305,7 @@
                 <w:b/>
                 <w:sz w:val="22"/>
               </w:rPr>
-              <w:t>Корінь z*</w:t>
+              <w:t>Корінь x*</w:t>
             </w:r>
           </w:p>
         </w:tc>
